--- a/data/exports/permutations-and-combinations_revision_notes.docx
+++ b/data/exports/permutations-and-combinations_revision_notes.docx
@@ -189,7 +189,7 @@
                 <w:color w:val="2D3748"/>
                 <w:sz w:val="19"/>
               </w:rPr>
-              <w:t>Permutations And Combinations - Core Application</w:t>
+              <w:t>Fundamental Principles &amp; Permutations (Distinct &amp; Identical)</w:t>
             </w:r>
           </w:p>
         </w:tc>
@@ -209,7 +209,7 @@
               <w:rPr>
                 <w:sz w:val="19"/>
               </w:rPr>
-              <w:t>218 PYQs</w:t>
+              <w:t>117 PYQs</w:t>
             </w:r>
           </w:p>
         </w:tc>
@@ -230,7 +230,94 @@
                 <w:color w:val="718096"/>
                 <w:sz w:val="19"/>
               </w:rPr>
-              <w:t>General Concept</w:t>
+              <w:t>Arrangements</w:t>
+            </w:r>
+          </w:p>
+        </w:tc>
+      </w:tr>
+      <w:tr>
+        <w:tc>
+          <w:tcPr>
+            <w:tcW w:type="dxa" w:w="2160"/>
+            <w:shd w:fill="FFFFFF"/>
+            <w:tcMar>
+              <w:top w:w="80" w:type="dxa"/>
+              <w:bottom w:w="80" w:type="dxa"/>
+              <w:left w:w="150" w:type="dxa"/>
+              <w:right w:w="150" w:type="dxa"/>
+            </w:tcMar>
+          </w:tcPr>
+          <w:p>
+            <w:r>
+              <w:rPr>
+                <w:b/>
+                <w:color w:val="C53030"/>
+                <w:sz w:val="19"/>
+              </w:rPr>
+              <w:t>Very High</w:t>
+            </w:r>
+          </w:p>
+        </w:tc>
+        <w:tc>
+          <w:tcPr>
+            <w:tcW w:type="dxa" w:w="4320"/>
+            <w:shd w:fill="FFFFFF"/>
+            <w:tcMar>
+              <w:top w:w="80" w:type="dxa"/>
+              <w:bottom w:w="80" w:type="dxa"/>
+              <w:left w:w="150" w:type="dxa"/>
+              <w:right w:w="150" w:type="dxa"/>
+            </w:tcMar>
+          </w:tcPr>
+          <w:p>
+            <w:r>
+              <w:rPr>
+                <w:b/>
+                <w:color w:val="2D3748"/>
+                <w:sz w:val="19"/>
+              </w:rPr>
+              <w:t>Combinations, Selection &amp; Multinomial Partitioning</w:t>
+            </w:r>
+          </w:p>
+        </w:tc>
+        <w:tc>
+          <w:tcPr>
+            <w:tcW w:type="dxa" w:w="1728"/>
+            <w:shd w:fill="FFFFFF"/>
+            <w:tcMar>
+              <w:top w:w="80" w:type="dxa"/>
+              <w:bottom w:w="80" w:type="dxa"/>
+              <w:left w:w="150" w:type="dxa"/>
+              <w:right w:w="150" w:type="dxa"/>
+            </w:tcMar>
+          </w:tcPr>
+          <w:p>
+            <w:r>
+              <w:rPr>
+                <w:sz w:val="19"/>
+              </w:rPr>
+              <w:t>105 PYQs</w:t>
+            </w:r>
+          </w:p>
+        </w:tc>
+        <w:tc>
+          <w:tcPr>
+            <w:tcW w:type="dxa" w:w="1872"/>
+            <w:shd w:fill="FFFFFF"/>
+            <w:tcMar>
+              <w:top w:w="80" w:type="dxa"/>
+              <w:bottom w:w="80" w:type="dxa"/>
+              <w:left w:w="150" w:type="dxa"/>
+              <w:right w:w="150" w:type="dxa"/>
+            </w:tcMar>
+          </w:tcPr>
+          <w:p>
+            <w:r>
+              <w:rPr>
+                <w:color w:val="718096"/>
+                <w:sz w:val="19"/>
+              </w:rPr>
+              <w:t>Selections &amp; Distribution</w:t>
             </w:r>
           </w:p>
         </w:tc>
@@ -311,6 +398,98 @@
           </w:p>
         </w:tc>
       </w:tr>
+      <w:tr>
+        <w:tc>
+          <w:tcPr>
+            <w:tcW w:type="dxa" w:w="3600"/>
+            <w:shd w:fill="F7FAFC"/>
+            <w:tcMar>
+              <w:top w:w="100" w:type="dxa"/>
+              <w:bottom w:w="100" w:type="dxa"/>
+              <w:left w:w="150" w:type="dxa"/>
+              <w:right w:w="150" w:type="dxa"/>
+            </w:tcMar>
+          </w:tcPr>
+          <w:p>
+            <w:r>
+              <w:rPr>
+                <w:b/>
+                <w:color w:val="1A365D"/>
+                <w:sz w:val="19"/>
+              </w:rPr>
+              <w:t>Fundamental Principles &amp; Permutations (Distinct &amp; Identical)</w:t>
+            </w:r>
+          </w:p>
+        </w:tc>
+        <w:tc>
+          <w:tcPr>
+            <w:tcW w:type="dxa" w:w="6480"/>
+            <w:shd w:fill="F7FAFC"/>
+            <w:tcMar>
+              <w:top w:w="100" w:type="dxa"/>
+              <w:bottom w:w="100" w:type="dxa"/>
+              <w:left w:w="150" w:type="dxa"/>
+              <w:right w:w="150" w:type="dxa"/>
+            </w:tcMar>
+          </w:tcPr>
+          <w:p>
+            <w:r>
+              <w:rPr>
+                <w:rFonts w:ascii="Cambria Math" w:hAnsi="Cambria Math"/>
+                <w:color w:val="2D3748"/>
+                <w:sz w:val="19"/>
+              </w:rPr>
+              <w:t>^n P_r = \frac{n!}{(n-r)!}, \quad \text{Arrangements with duplicates: } \frac{n!}{p! q! r!}, \quad \text{Circular: } (n-1)!</w:t>
+            </w:r>
+          </w:p>
+        </w:tc>
+      </w:tr>
+      <w:tr>
+        <w:tc>
+          <w:tcPr>
+            <w:tcW w:type="dxa" w:w="3600"/>
+            <w:shd w:fill="FFFFFF"/>
+            <w:tcMar>
+              <w:top w:w="100" w:type="dxa"/>
+              <w:bottom w:w="100" w:type="dxa"/>
+              <w:left w:w="150" w:type="dxa"/>
+              <w:right w:w="150" w:type="dxa"/>
+            </w:tcMar>
+          </w:tcPr>
+          <w:p>
+            <w:r>
+              <w:rPr>
+                <w:b/>
+                <w:color w:val="1A365D"/>
+                <w:sz w:val="19"/>
+              </w:rPr>
+              <w:t>Combinations, Selection &amp; Multinomial Partitioning</w:t>
+            </w:r>
+          </w:p>
+        </w:tc>
+        <w:tc>
+          <w:tcPr>
+            <w:tcW w:type="dxa" w:w="6480"/>
+            <w:shd w:fill="FFFFFF"/>
+            <w:tcMar>
+              <w:top w:w="100" w:type="dxa"/>
+              <w:bottom w:w="100" w:type="dxa"/>
+              <w:left w:w="150" w:type="dxa"/>
+              <w:right w:w="150" w:type="dxa"/>
+            </w:tcMar>
+          </w:tcPr>
+          <w:p>
+            <w:r>
+              <w:rPr>
+                <w:rFonts w:ascii="Cambria Math" w:hAnsi="Cambria Math"/>
+                <w:color w:val="2D3748"/>
+                <w:sz w:val="19"/>
+              </w:rPr>
+              <w:t>^n C_r = \frac{n!}{r!(n-r)!}, \quad \text{Non-negative solutions: } ^{n+r-1}C_{r-1}, \quad \text{Derangements: } D_n = n!\Sigma_{k=0}^n \frac{(-1)^k}{k!}</w:t>
+            </w:r>
+          </w:p>
+        </w:tc>
+      </w:tr>
     </w:tbl>
     <w:p>
       <w:pPr>
@@ -338,7 +517,7 @@
           <w:color w:val="2B6CB0"/>
           <w:sz w:val="24"/>
         </w:rPr>
-        <w:t>3.1 Permutations And Combinations - Core Application (Very High Yield — 218 PYQs)</w:t>
+        <w:t>3.1 Fundamental Principles &amp; Permutations (Distinct &amp; Identical) (Very High Yield — 117 PYQs)</w:t>
       </w:r>
     </w:p>
     <w:p>
@@ -353,7 +532,7 @@
         <w:rPr>
           <w:sz w:val="20"/>
         </w:rPr>
-        <w:t>Key problem pattern in Permutations And Combinations.</w:t>
+        <w:t>Multiplication and addition principles, linear permutations with repetitions, rank of words in dictionary, and circular arrangements.</w:t>
       </w:r>
     </w:p>
     <w:tbl>
@@ -391,7 +570,7 @@
                 <w:color w:val="2D3748"/>
                 <w:sz w:val="19"/>
               </w:rPr>
-              <w:t>Watch for algebraic and sign errors.</w:t>
+              <w:t>For circular permutations of necklaces/garlands where clockwise and anticlockwise arrangements are indistinguishable, divide by 2: ((n-1)! / 2).</w:t>
             </w:r>
           </w:p>
         </w:tc>
@@ -432,7 +611,215 @@
                 <w:color w:val="2D3748"/>
                 <w:sz w:val="19"/>
               </w:rPr>
-              <w:t>Verify dimensions and boundary conditions.</w:t>
+              <w:t>Gap method: Place items that cannot be adjacent into the gaps created by the remaining unrestricted items.</w:t>
+            </w:r>
+          </w:p>
+        </w:tc>
+      </w:tr>
+    </w:tbl>
+    <w:p>
+      <w:pPr>
+        <w:spacing w:before="120" w:after="40"/>
+      </w:pPr>
+      <w:r>
+        <w:rPr>
+          <w:b/>
+          <w:color w:val="1A365D"/>
+          <w:sz w:val="19"/>
+        </w:rPr>
+        <w:t>Source PYQs testing this concept:</w:t>
+      </w:r>
+    </w:p>
+    <w:p>
+      <w:pPr>
+        <w:pStyle w:val="ListBullet"/>
+        <w:spacing w:after="40"/>
+      </w:pPr>
+      <w:r>
+        <w:rPr>
+          <w:b/>
+          <w:sz w:val="18"/>
+        </w:rPr>
+        <w:t xml:space="preserve">[2026 Morning Shift] Q#1 (MCQ): </w:t>
+      </w:r>
+      <w:r>
+        <w:rPr>
+          <w:sz w:val="18"/>
+        </w:rPr>
+        <w:t xml:space="preserve">"The number of elements in the set S=(r,k):k ∈ ℤand^36C_(r+1)=\frac6(^35C_(r))(k^2-3) is :..."  </w:t>
+      </w:r>
+      <w:r>
+        <w:rPr>
+          <w:b/>
+          <w:color w:val="2B6CB0"/>
+          <w:sz w:val="18"/>
+        </w:rPr>
+        <w:t>[Ans: B]</w:t>
+      </w:r>
+    </w:p>
+    <w:p>
+      <w:pPr>
+        <w:pStyle w:val="ListBullet"/>
+        <w:spacing w:after="40"/>
+      </w:pPr>
+      <w:r>
+        <w:rPr>
+          <w:b/>
+          <w:sz w:val="18"/>
+        </w:rPr>
+        <w:t xml:space="preserve">[2026 Evening Shift] Q#1 (Numerical): </w:t>
+      </w:r>
+      <w:r>
+        <w:rPr>
+          <w:sz w:val="18"/>
+        </w:rPr>
+        <w:t xml:space="preserve">"Three persons enter in a lift at the ground floor. The lift will go up to 10 th floor. The number of ways, in which the three persons can ex..."  </w:t>
+      </w:r>
+      <w:r>
+        <w:rPr>
+          <w:b/>
+          <w:color w:val="2B6CB0"/>
+          <w:sz w:val="18"/>
+        </w:rPr>
+        <w:t>[Ans: 210]</w:t>
+      </w:r>
+    </w:p>
+    <w:p>
+      <w:pPr>
+        <w:pStyle w:val="ListBullet"/>
+        <w:spacing w:after="40"/>
+      </w:pPr>
+      <w:r>
+        <w:rPr>
+          <w:b/>
+          <w:sz w:val="18"/>
+        </w:rPr>
+        <w:t xml:space="preserve">[2026 Evening Shift] Q#2 (MCQ): </w:t>
+      </w:r>
+      <w:r>
+        <w:rPr>
+          <w:sz w:val="18"/>
+        </w:rPr>
+        <w:t xml:space="preserve">"A building has ground floor and 10 more floors. Nine persons enter in a lift at the ground floor. The lift goes up to the 10^th f..."  </w:t>
+      </w:r>
+      <w:r>
+        <w:rPr>
+          <w:b/>
+          <w:color w:val="2B6CB0"/>
+          <w:sz w:val="18"/>
+        </w:rPr>
+        <w:t>[Ans: N/A]</w:t>
+      </w:r>
+    </w:p>
+    <w:p>
+      <w:pPr>
+        <w:spacing w:after="120"/>
+      </w:pPr>
+    </w:p>
+    <w:p>
+      <w:pPr>
+        <w:pStyle w:val="Heading2"/>
+      </w:pPr>
+      <w:r>
+        <w:rPr>
+          <w:color w:val="2B6CB0"/>
+          <w:sz w:val="24"/>
+        </w:rPr>
+        <w:t>3.2 Combinations, Selection &amp; Multinomial Partitioning (Very High Yield — 105 PYQs)</w:t>
+      </w:r>
+    </w:p>
+    <w:p>
+      <w:r>
+        <w:rPr>
+          <w:b/>
+          <w:sz w:val="20"/>
+        </w:rPr>
+        <w:t xml:space="preserve">Core Principle: </w:t>
+      </w:r>
+      <w:r>
+        <w:rPr>
+          <w:sz w:val="20"/>
+        </w:rPr>
+        <w:t>Combinatorial selection, Pascal identity ^n C_r + ^n C_(r-1) = ^n+1 C_r, distribution of identical items into distinct bins, and derangements.</w:t>
+      </w:r>
+    </w:p>
+    <w:tbl>
+      <w:tblPr>
+        <w:tblW w:type="auto" w:w="0"/>
+        <w:jc w:val="center"/>
+        <w:tblLook w:firstColumn="1" w:firstRow="1" w:lastColumn="0" w:lastRow="0" w:noHBand="0" w:noVBand="1" w:val="04A0"/>
+      </w:tblPr>
+      <w:tblGrid>
+        <w:gridCol w:w="10080"/>
+      </w:tblGrid>
+      <w:tr>
+        <w:tc>
+          <w:tcPr>
+            <w:tcW w:type="dxa" w:w="10080"/>
+            <w:shd w:fill="FFF5F5"/>
+            <w:tcMar>
+              <w:top w:w="100" w:type="dxa"/>
+              <w:bottom w:w="100" w:type="dxa"/>
+              <w:left w:w="150" w:type="dxa"/>
+              <w:right w:w="150" w:type="dxa"/>
+            </w:tcMar>
+          </w:tcPr>
+          <w:p>
+            <w:r>
+              <w:rPr>
+                <w:b/>
+                <w:color w:val="C53030"/>
+                <w:sz w:val="19"/>
+              </w:rPr>
+              <w:t xml:space="preserve">⚠️ Common Trap / JEE Pitfall: </w:t>
+            </w:r>
+            <w:r>
+              <w:rPr>
+                <w:color w:val="2D3748"/>
+                <w:sz w:val="19"/>
+              </w:rPr>
+              <w:t>Number of positive integral solutions (x_i ≥ 1) to x_1 + x_2 + ... + x_r = n is ^n-1 C_(r-1), whereas non-negative (x_i ≥ 0) is ^n+r-1 C_(r-1).</w:t>
+            </w:r>
+          </w:p>
+        </w:tc>
+      </w:tr>
+    </w:tbl>
+    <w:tbl>
+      <w:tblPr>
+        <w:tblW w:type="auto" w:w="0"/>
+        <w:jc w:val="center"/>
+        <w:tblLook w:firstColumn="1" w:firstRow="1" w:lastColumn="0" w:lastRow="0" w:noHBand="0" w:noVBand="1" w:val="04A0"/>
+      </w:tblPr>
+      <w:tblGrid>
+        <w:gridCol w:w="10080"/>
+      </w:tblGrid>
+      <w:tr>
+        <w:tc>
+          <w:tcPr>
+            <w:tcW w:type="dxa" w:w="10080"/>
+            <w:shd w:fill="F0FFF4"/>
+            <w:tcMar>
+              <w:top w:w="100" w:type="dxa"/>
+              <w:bottom w:w="100" w:type="dxa"/>
+              <w:left w:w="150" w:type="dxa"/>
+              <w:right w:w="150" w:type="dxa"/>
+            </w:tcMar>
+          </w:tcPr>
+          <w:p>
+            <w:r>
+              <w:rPr>
+                <w:b/>
+                <w:color w:val="276749"/>
+                <w:sz w:val="19"/>
+              </w:rPr>
+              <w:t xml:space="preserve">💡 Speed Hack / Trick: </w:t>
+            </w:r>
+            <w:r>
+              <w:rPr>
+                <w:color w:val="2D3748"/>
+                <w:sz w:val="19"/>
+              </w:rPr>
+              <w:t>Number of derangements of 4 items is D_4 = 9; for 5 items is D_5 = 44.</w:t>
             </w:r>
           </w:p>
         </w:tc>
@@ -662,6 +1049,79 @@
               <w:t>Solution Analysis:</w:t>
               <w:br/>
               <w:t>We need to find the number of ordered pairs (r,k) satisfying ^36C_(r+1)=\frac6(^35C_(r))k^2-3, where k ∈ ℤ . Let us simplify the relation using the standard NCERT combination formula. We know that ^nC_(r+1)=(n! / (r+1)!(n-r-1)!) and ^n-1C_(r)=((n-1)! / r!(n-r-1)!). So, \frac^36C_(r+1)^35C_(r)=((36! / (r+1)!(35-r)!) / (35! / r!(35-r)!))=(36! / 35!) · (r! / (r+1)!)=36 · (1 / r+1)=(36 / r+1). Hence, ^36C_(r+1)=^35C_(r) · (36 / r+1). Given, ^36C_(r+1)=\frac6(^35C_(r))k^2-3. Comparing both expressions, ^35C_(r) · (36 / r+1)=\frac6(^35C_(r))k^2-3. Since ^35C_(r) ≠ 0 , cancel it: (36 / r+1)=\frac6k^2-3. Cross-multiplying, 36(k^2-3)=6(r+1). Divide by 6 : 6(k^2-3)=r+1. So, r=6k^2-19. Now r must be valid for the combinations ^35C_(r) and ^36C_(r+1) . Thus, 0 ≤ r ≤ 35. Substitute r=6k^2-19 : 0 ≤ 6k^2-19 ≤ 35. Add 19 throughout: 19 ≤ 6k^2 ≤ 54. Divide by 6 : (19 / 6) ≤ k^2 ≤ 9. Now possible integer square values are k^2=4ork^2=9. So the integer values of k are: If k^2=4 , then k= ± 2 If k^2=9 , then k= ± 3 Now find corresponding r : For k^2=4 , r=6(4)-19=24-19=5. So pairs are (5,2),(5,-2). For k^2=9 , r=6(9)-19=54-19=35. So pairs are (35,3),(35,-3). Hence total number of elements in the set S is 4. Therefore, the correct answer is: 4 So, Option B is correct.</w:t>
+            </w:r>
+          </w:p>
+        </w:tc>
+      </w:tr>
+    </w:tbl>
+    <w:p>
+      <w:pPr>
+        <w:spacing w:after="120"/>
+      </w:pPr>
+    </w:p>
+    <w:p>
+      <w:pPr>
+        <w:spacing w:before="160" w:after="40"/>
+      </w:pPr>
+      <w:r>
+        <w:rPr>
+          <w:b/>
+          <w:color w:val="1A365D"/>
+          <w:sz w:val="22"/>
+        </w:rPr>
+        <w:t>Benchmark Problem 2: JEE Main 2026 (Online) 24th January Morning Shift (Q#2)</w:t>
+      </w:r>
+    </w:p>
+    <w:p>
+      <w:pPr>
+        <w:spacing w:after="80"/>
+      </w:pPr>
+      <w:r>
+        <w:rPr>
+          <w:sz w:val="20"/>
+        </w:rPr>
+        <w:t>The number of numbers greater than 5000 , less than 9000 and divisible by 3 , that can be formed using the digits 0,1,2,5,9 , if the repetition of the digits is allowed, is ____</w:t>
+      </w:r>
+    </w:p>
+    <w:tbl>
+      <w:tblPr>
+        <w:tblW w:type="auto" w:w="0"/>
+        <w:jc w:val="center"/>
+        <w:tblLook w:firstColumn="1" w:firstRow="1" w:lastColumn="0" w:lastRow="0" w:noHBand="0" w:noVBand="1" w:val="04A0"/>
+      </w:tblPr>
+      <w:tblGrid>
+        <w:gridCol w:w="10080"/>
+      </w:tblGrid>
+      <w:tr>
+        <w:tc>
+          <w:tcPr>
+            <w:tcW w:type="dxa" w:w="10080"/>
+            <w:shd w:fill="F7FAFC"/>
+            <w:tcMar>
+              <w:top w:w="100" w:type="dxa"/>
+              <w:bottom w:w="100" w:type="dxa"/>
+              <w:left w:w="150" w:type="dxa"/>
+              <w:right w:w="150" w:type="dxa"/>
+            </w:tcMar>
+          </w:tcPr>
+          <w:p>
+            <w:r>
+              <w:rPr>
+                <w:b/>
+                <w:color w:val="1A365D"/>
+                <w:sz w:val="19"/>
+              </w:rPr>
+              <w:t>Correct Answer: 42</w:t>
+              <w:br/>
+            </w:r>
+            <w:r>
+              <w:rPr>
+                <w:color w:val="2D3748"/>
+                <w:sz w:val="18"/>
+              </w:rPr>
+              <w:t>Solution Analysis:</w:t>
+              <w:br/>
+              <w:t>To find numbers of number greater than 5000 and less than 9000 so number will start with 5 or 9 of the form 5 abc and a,b,c ∈ 0,1,2,5,9 also the number is divisible by 3 . This means 5+a+b+c is divisible by 3 so the sum a+b+c is of the type 3n+1 . unit place c determined by the sum of previous 3 places. rem(a +b)= remainder of a+b rem(a+b) combination (a,b) value of c total = combination (a, b) × c(choice) 0 (0, 0), (0, 9), (9, 0), (9, 9), (1, 2), (2, 1), (5, 1), (1, 5) 1 8 × 1 = 8 1 (0, 1), (9, 1), (1, 0), (1, 9), (2, 2), (2, 5), (5, 2), (5, 5) 0, 9 8 × 2 = 16 2 (0, 2), (0, 5), (9, 2), (9, 5), (2, 0), (2, 9), (5, 0), (5, 9), (1, 1) 2, 5 9 × 2 = 18 Total = 8+16+18=42</w:t>
             </w:r>
           </w:p>
         </w:tc>

--- a/data/exports/permutations-and-combinations_revision_notes.docx
+++ b/data/exports/permutations-and-combinations_revision_notes.docx
@@ -209,7 +209,7 @@
               <w:rPr>
                 <w:sz w:val="19"/>
               </w:rPr>
-              <w:t>117 PYQs</w:t>
+              <w:t>191 PYQs</w:t>
             </w:r>
           </w:p>
         </w:tc>
@@ -296,7 +296,7 @@
               <w:rPr>
                 <w:sz w:val="19"/>
               </w:rPr>
-              <w:t>105 PYQs</w:t>
+              <w:t>28 PYQs</w:t>
             </w:r>
           </w:p>
         </w:tc>
@@ -517,7 +517,7 @@
           <w:color w:val="2B6CB0"/>
           <w:sz w:val="24"/>
         </w:rPr>
-        <w:t>3.1 Fundamental Principles &amp; Permutations (Distinct &amp; Identical) (Very High Yield — 117 PYQs)</w:t>
+        <w:t>3.1 Fundamental Principles &amp; Permutations (Distinct &amp; Identical) (Very High Yield — 191 PYQs)</w:t>
       </w:r>
     </w:p>
     <w:p>
@@ -640,6 +640,60 @@
           <w:b/>
           <w:sz w:val="18"/>
         </w:rPr>
+        <w:t xml:space="preserve">[2026 Evening Shift] Q#1 (MCQ): </w:t>
+      </w:r>
+      <w:r>
+        <w:rPr>
+          <w:sz w:val="18"/>
+        </w:rPr>
+        <w:t xml:space="preserve">"A person has three different bags and four different books. The number of ways, in which he can put these books in the bags so that no bag i..."  </w:t>
+      </w:r>
+      <w:r>
+        <w:rPr>
+          <w:b/>
+          <w:color w:val="2B6CB0"/>
+          <w:sz w:val="18"/>
+        </w:rPr>
+        <w:t>[Ans: N/A]</w:t>
+      </w:r>
+    </w:p>
+    <w:p>
+      <w:pPr>
+        <w:pStyle w:val="ListBullet"/>
+        <w:spacing w:after="40"/>
+      </w:pPr>
+      <w:r>
+        <w:rPr>
+          <w:b/>
+          <w:sz w:val="18"/>
+        </w:rPr>
+        <w:t xml:space="preserve">[2026 Evening Shift] Q#1 (MCQ): </w:t>
+      </w:r>
+      <w:r>
+        <w:rPr>
+          <w:sz w:val="18"/>
+        </w:rPr>
+        <w:t xml:space="preserve">"Let A=(a,b,c):a,b,c are non-negative integers and a+b+2c=22 . Then n(A) is equal to :..."  </w:t>
+      </w:r>
+      <w:r>
+        <w:rPr>
+          <w:b/>
+          <w:color w:val="2B6CB0"/>
+          <w:sz w:val="18"/>
+        </w:rPr>
+        <w:t>[Ans: N/A]</w:t>
+      </w:r>
+    </w:p>
+    <w:p>
+      <w:pPr>
+        <w:pStyle w:val="ListBullet"/>
+        <w:spacing w:after="40"/>
+      </w:pPr>
+      <w:r>
+        <w:rPr>
+          <w:b/>
+          <w:sz w:val="18"/>
+        </w:rPr>
         <w:t xml:space="preserve">[2026 Morning Shift] Q#1 (MCQ): </w:t>
       </w:r>
       <w:r>
@@ -659,60 +713,6 @@
     </w:p>
     <w:p>
       <w:pPr>
-        <w:pStyle w:val="ListBullet"/>
-        <w:spacing w:after="40"/>
-      </w:pPr>
-      <w:r>
-        <w:rPr>
-          <w:b/>
-          <w:sz w:val="18"/>
-        </w:rPr>
-        <w:t xml:space="preserve">[2026 Evening Shift] Q#1 (Numerical): </w:t>
-      </w:r>
-      <w:r>
-        <w:rPr>
-          <w:sz w:val="18"/>
-        </w:rPr>
-        <w:t xml:space="preserve">"Three persons enter in a lift at the ground floor. The lift will go up to 10 th floor. The number of ways, in which the three persons can ex..."  </w:t>
-      </w:r>
-      <w:r>
-        <w:rPr>
-          <w:b/>
-          <w:color w:val="2B6CB0"/>
-          <w:sz w:val="18"/>
-        </w:rPr>
-        <w:t>[Ans: 210]</w:t>
-      </w:r>
-    </w:p>
-    <w:p>
-      <w:pPr>
-        <w:pStyle w:val="ListBullet"/>
-        <w:spacing w:after="40"/>
-      </w:pPr>
-      <w:r>
-        <w:rPr>
-          <w:b/>
-          <w:sz w:val="18"/>
-        </w:rPr>
-        <w:t xml:space="preserve">[2026 Evening Shift] Q#2 (MCQ): </w:t>
-      </w:r>
-      <w:r>
-        <w:rPr>
-          <w:sz w:val="18"/>
-        </w:rPr>
-        <w:t xml:space="preserve">"A building has ground floor and 10 more floors. Nine persons enter in a lift at the ground floor. The lift goes up to the 10^th f..."  </w:t>
-      </w:r>
-      <w:r>
-        <w:rPr>
-          <w:b/>
-          <w:color w:val="2B6CB0"/>
-          <w:sz w:val="18"/>
-        </w:rPr>
-        <w:t>[Ans: N/A]</w:t>
-      </w:r>
-    </w:p>
-    <w:p>
-      <w:pPr>
         <w:spacing w:after="120"/>
       </w:pPr>
     </w:p>
@@ -725,7 +725,7 @@
           <w:color w:val="2B6CB0"/>
           <w:sz w:val="24"/>
         </w:rPr>
-        <w:t>3.2 Combinations, Selection &amp; Multinomial Partitioning (Very High Yield — 105 PYQs)</w:t>
+        <w:t>3.2 Combinations, Selection &amp; Multinomial Partitioning (Very High Yield — 28 PYQs)</w:t>
       </w:r>
     </w:p>
     <w:p>
@@ -854,7 +854,7 @@
         <w:rPr>
           <w:sz w:val="18"/>
         </w:rPr>
-        <w:t xml:space="preserve">"A person has three different bags and four different books. The number of ways, in which he can put these books in the bags so that no bag i..."  </w:t>
+        <w:t xml:space="preserve">"The number of ways, in which 16 oranges can be distributed to four children such that each child gets at least one orange, is..."  </w:t>
       </w:r>
       <w:r>
         <w:rPr>
@@ -875,13 +875,13 @@
           <w:b/>
           <w:sz w:val="18"/>
         </w:rPr>
-        <w:t xml:space="preserve">[2026 Evening Shift] Q#1 (MCQ): </w:t>
+        <w:t xml:space="preserve">[2026 Morning Shift] Q#2 (Numerical): </w:t>
       </w:r>
       <w:r>
         <w:rPr>
           <w:sz w:val="18"/>
         </w:rPr>
-        <w:t xml:space="preserve">"Let A=(a,b,c):a,b,c are non-negative integers and a+b+2c=22 . Then n(A) is equal to :..."  </w:t>
+        <w:t xml:space="preserve">"The number of numbers greater than 5000 , less than 9000 and divisible by 3 , that can be formed using the digits 0,1,2,5,9 , if the repet..."  </w:t>
       </w:r>
       <w:r>
         <w:rPr>
@@ -889,7 +889,7 @@
           <w:color w:val="2B6CB0"/>
           <w:sz w:val="18"/>
         </w:rPr>
-        <w:t>[Ans: N/A]</w:t>
+        <w:t>[Ans: 42]</w:t>
       </w:r>
     </w:p>
     <w:p>
@@ -902,13 +902,13 @@
           <w:b/>
           <w:sz w:val="18"/>
         </w:rPr>
-        <w:t xml:space="preserve">[2026 Morning Shift] Q#1 (MCQ): </w:t>
+        <w:t xml:space="preserve">[2026 Morning Shift] Q#3 (MCQ): </w:t>
       </w:r>
       <w:r>
         <w:rPr>
           <w:sz w:val="18"/>
         </w:rPr>
-        <w:t xml:space="preserve">"The number of elements in the set S=(r,k):k ∈ ℤand^36C_(r+1)=\frac6(^35C_(r))(k^2-3) is :..."  </w:t>
+        <w:t xml:space="preserve">"The number of 4-letter words, with or without meaning, each consisting of two vowels and two consonants that can be formed from the letters ..."  </w:t>
       </w:r>
       <w:r>
         <w:rPr>
@@ -916,7 +916,7 @@
           <w:color w:val="2B6CB0"/>
           <w:sz w:val="18"/>
         </w:rPr>
-        <w:t>[Ans: B]</w:t>
+        <w:t>[Ans: D]</w:t>
       </w:r>
     </w:p>
     <w:p>
